--- a/pledge-cash/开题进展汇报.docx
+++ b/pledge-cash/开题进展汇报.docx
@@ -1738,7 +1738,7 @@
           <w:b w:val="0"/>
           <w:sz w:val="21"/>
         </w:rPr>
-        <w:t>• 加入公司固定效应后，U 型在所有设定下都不成立。</w:t>
+        <w:t>• 加入公司固定效应、并用 Lind 和 Mehlum（2010）的方法检验两端斜率后，U 型右端的上升均不显著（全样本 t = 1.04；上市满 3 年、满 5 年样本分别为 0.41、0.04）。原文稳健性检验中也提到公司固定效应，但判断标准是平方项是否显著，未检验两端斜率。</w:t>
       </w:r>
       <w:r>
         <w:rPr>
